--- a/docs/Final Report.docx
+++ b/docs/Final Report.docx
@@ -445,23 +445,7 @@
           <w:sz w:val="22"/>
           <w:szCs w:val="22"/>
         </w:rPr>
-        <w:t xml:space="preserve">first explores the whole reachable part of the </w:t>
-      </w:r>
-      <w:proofErr w:type="gramStart"/>
-      <w:r>
-        <w:rPr>
-          <w:sz w:val="22"/>
-          <w:szCs w:val="22"/>
-        </w:rPr>
-        <w:t>product, and</w:t>
-      </w:r>
-      <w:proofErr w:type="gramEnd"/>
-      <w:r>
-        <w:rPr>
-          <w:sz w:val="22"/>
-          <w:szCs w:val="22"/>
-        </w:rPr>
-        <w:t xml:space="preserve"> then triggers the inner DFS</w:t>
+        <w:t>first explores the whole reachable part of the product, and then triggers the inner DFS</w:t>
       </w:r>
       <w:r>
         <w:rPr>
@@ -1490,12 +1474,19 @@
       <w:pPr>
         <w:spacing w:after="120" w:line="240" w:lineRule="auto"/>
         <w:rPr>
+          <w:sz w:val="22"/>
+          <w:szCs w:val="22"/>
+        </w:rPr>
+      </w:pPr>
+      <w:r>
+        <w:rPr>
           <w:b/>
           <w:bCs/>
           <w:sz w:val="22"/>
           <w:szCs w:val="22"/>
         </w:rPr>
-      </w:pPr>
+        <w:t>Example Run:</w:t>
+      </w:r>
       <w:r>
         <w:rPr>
           <w:b/>
@@ -1503,7 +1494,21 @@
           <w:sz w:val="22"/>
           <w:szCs w:val="22"/>
         </w:rPr>
-        <w:t>Example Run:</w:t>
+        <w:t xml:space="preserve"> </w:t>
+      </w:r>
+      <w:r>
+        <w:rPr>
+          <w:sz w:val="22"/>
+          <w:szCs w:val="22"/>
+        </w:rPr>
+        <w:t xml:space="preserve">Adding “print” as an additional </w:t>
+      </w:r>
+      <w:r>
+        <w:rPr>
+          <w:sz w:val="22"/>
+          <w:szCs w:val="22"/>
+        </w:rPr>
+        <w:t>input on the command line to print additional information.</w:t>
       </w:r>
     </w:p>
     <w:p>
@@ -1521,6 +1526,47 @@
           <w:szCs w:val="22"/>
         </w:rPr>
         <w:t>python NDFS_Check.py “Traffic_Light_Graph.txt” “Traffic_LTL.txt”</w:t>
+      </w:r>
+      <w:r>
+        <w:rPr>
+          <w:sz w:val="22"/>
+          <w:szCs w:val="22"/>
+        </w:rPr>
+        <w:t xml:space="preserve"> “print”</w:t>
+      </w:r>
+    </w:p>
+    <w:p>
+      <w:pPr>
+        <w:spacing w:after="120" w:line="240" w:lineRule="auto"/>
+        <w:rPr>
+          <w:sz w:val="22"/>
+          <w:szCs w:val="22"/>
+        </w:rPr>
+      </w:pPr>
+      <w:r>
+        <w:rPr>
+          <w:b/>
+          <w:bCs/>
+          <w:sz w:val="22"/>
+          <w:szCs w:val="22"/>
+        </w:rPr>
+        <w:t>Result</w:t>
+      </w:r>
+      <w:r>
+        <w:rPr>
+          <w:b/>
+          <w:bCs/>
+          <w:sz w:val="22"/>
+          <w:szCs w:val="22"/>
+        </w:rPr>
+        <w:t xml:space="preserve">s: </w:t>
+      </w:r>
+      <w:r>
+        <w:rPr>
+          <w:sz w:val="22"/>
+          <w:szCs w:val="22"/>
+        </w:rPr>
+        <w:t>Results are printed to the terminal and will be shown during the video presentation.</w:t>
       </w:r>
     </w:p>
     <w:p>

--- a/docs/Final Report.docx
+++ b/docs/Final Report.docx
@@ -184,7 +184,7 @@
           <w:sz w:val="22"/>
           <w:szCs w:val="22"/>
         </w:rPr>
-        <w:t xml:space="preserve">implements NDFS-Check, a command-line tool that reads a finite-state transition system from a simple text file, builds the product with a Buchi Automaton generated from an LTL formula, and applies the Nested Depth First Search algorithm to decide emptiness. It reports whether an accepting cycle exists, demonstrating a core component of formal verification. </w:t>
+        <w:t>implements NDFS-Check, a command-line tool that reads a finite-state transition system from a simple text file, builds the product with a Buchi Automaton generated from an LTL formula, and applies the Nested Depth First Search algorithm to decide emptiness. It reports whether an accepting cycle exists, demonstrating a core component of formal verification.</w:t>
       </w:r>
     </w:p>
     <w:p>
@@ -445,7 +445,21 @@
           <w:sz w:val="22"/>
           <w:szCs w:val="22"/>
         </w:rPr>
-        <w:t>first explores the whole reachable part of the product, and then triggers the inner DFS</w:t>
+        <w:t xml:space="preserve">first explores the whole reachable part of the </w:t>
+      </w:r>
+      <w:r>
+        <w:rPr>
+          <w:sz w:val="22"/>
+          <w:szCs w:val="22"/>
+        </w:rPr>
+        <w:t>product and</w:t>
+      </w:r>
+      <w:r>
+        <w:rPr>
+          <w:sz w:val="22"/>
+          <w:szCs w:val="22"/>
+        </w:rPr>
+        <w:t xml:space="preserve"> then triggers the inner DFS</w:t>
       </w:r>
       <w:r>
         <w:rPr>
@@ -1115,7 +1129,14 @@
           <w:sz w:val="22"/>
           <w:szCs w:val="22"/>
         </w:rPr>
-        <w:t xml:space="preserve"> This file is also textual</w:t>
+        <w:t xml:space="preserve"> This file is also </w:t>
+      </w:r>
+      <w:r>
+        <w:rPr>
+          <w:sz w:val="22"/>
+          <w:szCs w:val="22"/>
+        </w:rPr>
+        <w:t>textual,</w:t>
       </w:r>
       <w:r>
         <w:rPr>
@@ -1566,7 +1587,21 @@
           <w:sz w:val="22"/>
           <w:szCs w:val="22"/>
         </w:rPr>
-        <w:t>Results are printed to the terminal and will be shown during the video presentation.</w:t>
+        <w:t xml:space="preserve">Results are printed </w:t>
+      </w:r>
+      <w:r>
+        <w:rPr>
+          <w:sz w:val="22"/>
+          <w:szCs w:val="22"/>
+        </w:rPr>
+        <w:t>on</w:t>
+      </w:r>
+      <w:r>
+        <w:rPr>
+          <w:sz w:val="22"/>
+          <w:szCs w:val="22"/>
+        </w:rPr>
+        <w:t xml:space="preserve"> the terminal and will be shown during the video presentation.</w:t>
       </w:r>
     </w:p>
     <w:p>
